--- a/Pembelajaran PeTIK/S 2/08 UI-UX/Semester I/Cover Tugas Terstruktur.docx
+++ b/Pembelajaran PeTIK/S 2/08 UI-UX/Semester I/Cover Tugas Terstruktur.docx
@@ -35,7 +35,7 @@
           <w:szCs w:val="32"/>
           <w:lang w:val="en-US"/>
         </w:rPr>
-        <w:t>PHP</w:t>
+        <w:t>UI/UX</w:t>
       </w:r>
       <w:r>
         <w:rPr>
@@ -110,34 +110,6 @@
     <w:p>
       <w:pPr>
         <w:spacing w:before="240" w:after="240"/>
-        <w:jc w:val="center"/>
-        <w:rPr>
-          <w:rFonts w:asciiTheme="majorBidi" w:hAnsiTheme="majorBidi" w:cstheme="majorBidi"/>
-          <w:b/>
-          <w:noProof/>
-          <w:sz w:val="28"/>
-          <w:szCs w:val="28"/>
-          <w:lang w:val="id-ID"/>
-        </w:rPr>
-      </w:pPr>
-    </w:p>
-    <w:p>
-      <w:pPr>
-        <w:spacing w:before="240" w:after="240"/>
-        <w:jc w:val="center"/>
-        <w:rPr>
-          <w:rFonts w:asciiTheme="majorBidi" w:hAnsiTheme="majorBidi" w:cstheme="majorBidi"/>
-          <w:b/>
-          <w:noProof/>
-          <w:sz w:val="28"/>
-          <w:szCs w:val="28"/>
-          <w:lang w:val="id-ID"/>
-        </w:rPr>
-      </w:pPr>
-    </w:p>
-    <w:p>
-      <w:pPr>
-        <w:spacing w:before="240" w:after="240"/>
         <w:rPr>
           <w:rFonts w:asciiTheme="majorBidi" w:hAnsiTheme="majorBidi" w:cstheme="majorBidi"/>
           <w:b/>
@@ -168,10 +140,10 @@
           <w:szCs w:val="32"/>
         </w:rPr>
         <w:drawing>
-          <wp:inline distT="0" distB="0" distL="0" distR="0" wp14:anchorId="2C364308" wp14:editId="60187363">
-            <wp:extent cx="5476157" cy="4351283"/>
+          <wp:inline distT="0" distB="0" distL="0" distR="0" wp14:anchorId="617AE89E" wp14:editId="0D514412">
+            <wp:extent cx="5568315" cy="5568315"/>
             <wp:effectExtent l="0" t="0" r="0" b="0"/>
-            <wp:docPr id="3" name="Picture 3"/>
+            <wp:docPr id="1" name="Picture 1"/>
             <wp:cNvGraphicFramePr>
               <a:graphicFrameLocks xmlns:a="http://schemas.openxmlformats.org/drawingml/2006/main" noChangeAspect="1"/>
             </wp:cNvGraphicFramePr>
@@ -179,7 +151,7 @@
               <a:graphicData uri="http://schemas.openxmlformats.org/drawingml/2006/picture">
                 <pic:pic xmlns:pic="http://schemas.openxmlformats.org/drawingml/2006/picture">
                   <pic:nvPicPr>
-                    <pic:cNvPr id="0" name="Picture 11"/>
+                    <pic:cNvPr id="0" name="Picture 1"/>
                     <pic:cNvPicPr>
                       <a:picLocks noChangeAspect="1" noChangeArrowheads="1"/>
                     </pic:cNvPicPr>
@@ -200,7 +172,7 @@
                   <pic:spPr bwMode="auto">
                     <a:xfrm>
                       <a:off x="0" y="0"/>
-                      <a:ext cx="5498938" cy="4369385"/>
+                      <a:ext cx="5568315" cy="5568315"/>
                     </a:xfrm>
                     <a:prstGeom prst="rect">
                       <a:avLst/>
@@ -216,32 +188,6 @@
           </wp:inline>
         </w:drawing>
       </w:r>
-    </w:p>
-    <w:p>
-      <w:pPr>
-        <w:jc w:val="center"/>
-        <w:rPr>
-          <w:rFonts w:asciiTheme="majorBidi" w:hAnsiTheme="majorBidi" w:cstheme="majorBidi"/>
-          <w:bCs/>
-          <w:noProof/>
-          <w:sz w:val="32"/>
-          <w:szCs w:val="32"/>
-          <w:lang w:val="en-US"/>
-        </w:rPr>
-      </w:pPr>
-    </w:p>
-    <w:p>
-      <w:pPr>
-        <w:jc w:val="center"/>
-        <w:rPr>
-          <w:rFonts w:asciiTheme="majorBidi" w:hAnsiTheme="majorBidi" w:cstheme="majorBidi"/>
-          <w:bCs/>
-          <w:noProof/>
-          <w:sz w:val="32"/>
-          <w:szCs w:val="32"/>
-          <w:lang w:val="en-US"/>
-        </w:rPr>
-      </w:pPr>
     </w:p>
     <w:p>
       <w:pPr>
